--- a/01-politicas/POL-SGSI-10 - Política de manejo de información y clasificac.docx
+++ b/01-politicas/POL-SGSI-10 - Política de manejo de información y clasificac.docx
@@ -2533,7 +2533,7 @@
           <w:szCs w:val="22"/>
           <w:lang w:val="en-US"/>
         </w:rPr>
-        <w:t>SoA – controles 5.12, 5.13, 8.10, 8.11; Matriz de riesgos (R-02, R-07, R-08, R-15); Política de control de acceso (POL-SGSI-01); Procedimiento de retención y eliminación segura.</w:t>
+        <w:t>SoA – controles 5.12, 5.13, 5.14, 8.10, 8.11, 8.12, 8.33; Matriz de riesgos (R-02, R-07, R-08, R-15); Política de control de acceso (POL-SGSI-01); Procedimiento de retención y eliminación segura.</w:t>
       </w:r>
     </w:p>
     <w:p xmlns:wp14="http://schemas.microsoft.com/office/word/2010/wordml" wp14:paraId="19302A81" wp14:textId="4447B753">

--- a/01-politicas/POL-SGSI-10 - Política de manejo de información y clasificac.docx
+++ b/01-politicas/POL-SGSI-10 - Política de manejo de información y clasificac.docx
@@ -2498,6 +2498,23 @@
         </w:rPr>
         <w:t>7. Documentos relacionados</w:t>
       </w:r>
+    </w:p>
+    <w:p>
+      <w:r>
+        <w:rPr>
+          <w:b/>
+        </w:rPr>
+        <w:t xml:space="preserve">Procedimiento(s) vinculado(s): </w:t>
+      </w:r>
+      <w:hyperlink r:id="rIdLnk1" w:history="1">
+        <w:r>
+          <w:rPr>
+            <w:color w:val="0563C1"/>
+            <w:u w:val="single"/>
+          </w:rPr>
+          <w:t xml:space="preserve">PROC-SGSI-12 — Procedimiento de retención y eliminación segura</w:t>
+        </w:r>
+      </w:hyperlink>
     </w:p>
     <w:p xmlns:wp14="http://schemas.microsoft.com/office/word/2010/wordml" wp14:paraId="3F317581" wp14:textId="01E7C7AB">
       <w:pPr>
